--- a/docs/submission/NorthStar-WriteUp.docx
+++ b/docs/submission/NorthStar-WriteUp.docx
@@ -223,7 +223,7 @@
           <w:color w:val="5B6B7C"/>
           <w:sz w:val="18"/>
         </w:rPr>
-        <w:t>Figure 1 — Investor report for 745 Woodrun Dr, Ballwin MO. The researched note has flagged STR income as unavailable and contributed two HIGH policy risks, moving the recommendation to Reject.</w:t>
+        <w:t>Figure 1 — Investor report for 745 Woodrun Dr, Ballwin MO. The researched note has flagged STR income as unavailable and raised policy risk from medium to HIGH. This deal fails on cash flow either way; on a marginal one, that shift is what changes the answer.</w:t>
       </w:r>
     </w:p>
     <w:p>

--- a/docs/submission/NorthStar-WriteUp.docx
+++ b/docs/submission/NorthStar-WriteUp.docx
@@ -1081,7 +1081,7 @@
           <w:color w:val="1F2733"/>
           <w:sz w:val="22"/>
         </w:rPr>
-        <w:t>What we would do differently: capture screenshots and generate documents from scripts from day one, so figures track the code. Next steps are OCR for scanned declarations, a comparison view across candidate properties, and scheduled re-research so notes refresh before they age out.</w:t>
+        <w:t>What we would do differently: capture screenshots and generate documents from scripts from day one, so figures track the code. The clearest remaining gap is that policy is researched live while market figures are not — every Missouri address currently receives the same state-level median rent, which the report labels low confidence rather than hiding. The fix is Redfin's Data Center bulk files for ZIP-level historical trends, refreshed by a script exactly as we already refresh the 41,488-ZIP GeoNames dataset, plus a rental-data API for per-property estimates. Redfin publishes no public API and scraping its internal endpoints would breach its terms, so the bulk datasets are the defensible route. After that: OCR for scanned declarations, and scheduled re-research so notes refresh before they age out.</w:t>
       </w:r>
     </w:p>
     <w:sectPr>
